--- a/tillsyn/A 28816-2023 tillsynsbegäran.docx
+++ b/tillsyn/A 28816-2023 tillsynsbegäran.docx
@@ -514,7 +514,7 @@
     <w:r>
       <w:tab/>
       <w:tab/>
-      <w:t>2026-09-14</w:t>
+      <w:t>2026-09-15</w:t>
       <w:br/>
       <w:br/>
     </w:r>

--- a/tillsyn/A 28816-2023 tillsynsbegäran.docx
+++ b/tillsyn/A 28816-2023 tillsynsbegäran.docx
@@ -514,7 +514,7 @@
     <w:r>
       <w:tab/>
       <w:tab/>
-      <w:t>2026-09-15</w:t>
+      <w:t>2026-09-16</w:t>
       <w:br/>
       <w:br/>
     </w:r>

--- a/tillsyn/A 28816-2023 tillsynsbegäran.docx
+++ b/tillsyn/A 28816-2023 tillsynsbegäran.docx
@@ -514,7 +514,7 @@
     <w:r>
       <w:tab/>
       <w:tab/>
-      <w:t>2026-09-16</w:t>
+      <w:t>2026-09-17</w:t>
       <w:br/>
       <w:br/>
     </w:r>

--- a/tillsyn/A 28816-2023 tillsynsbegäran.docx
+++ b/tillsyn/A 28816-2023 tillsynsbegäran.docx
@@ -514,7 +514,7 @@
     <w:r>
       <w:tab/>
       <w:tab/>
-      <w:t>2026-09-17</w:t>
+      <w:t>2026-09-18</w:t>
       <w:br/>
       <w:br/>
     </w:r>

--- a/tillsyn/A 28816-2023 tillsynsbegäran.docx
+++ b/tillsyn/A 28816-2023 tillsynsbegäran.docx
@@ -514,7 +514,7 @@
     <w:r>
       <w:tab/>
       <w:tab/>
-      <w:t>2026-09-18</w:t>
+      <w:t>2026-09-19</w:t>
       <w:br/>
       <w:br/>
     </w:r>

--- a/tillsyn/A 28816-2023 tillsynsbegäran.docx
+++ b/tillsyn/A 28816-2023 tillsynsbegäran.docx
@@ -514,7 +514,7 @@
     <w:r>
       <w:tab/>
       <w:tab/>
-      <w:t>2026-09-19</w:t>
+      <w:t>2026-09-21</w:t>
       <w:br/>
       <w:br/>
     </w:r>

--- a/tillsyn/A 28816-2023 tillsynsbegäran.docx
+++ b/tillsyn/A 28816-2023 tillsynsbegäran.docx
@@ -514,7 +514,7 @@
     <w:r>
       <w:tab/>
       <w:tab/>
-      <w:t>2026-09-21</w:t>
+      <w:t>2026-09-23</w:t>
       <w:br/>
       <w:br/>
     </w:r>

--- a/tillsyn/A 28816-2023 tillsynsbegäran.docx
+++ b/tillsyn/A 28816-2023 tillsynsbegäran.docx
@@ -514,7 +514,7 @@
     <w:r>
       <w:tab/>
       <w:tab/>
-      <w:t>2026-09-23</w:t>
+      <w:t>2026-09-24</w:t>
       <w:br/>
       <w:br/>
     </w:r>

--- a/tillsyn/A 28816-2023 tillsynsbegäran.docx
+++ b/tillsyn/A 28816-2023 tillsynsbegäran.docx
@@ -514,7 +514,7 @@
     <w:r>
       <w:tab/>
       <w:tab/>
-      <w:t>2026-09-24</w:t>
+      <w:t>2026-09-25</w:t>
       <w:br/>
       <w:br/>
     </w:r>

--- a/tillsyn/A 28816-2023 tillsynsbegäran.docx
+++ b/tillsyn/A 28816-2023 tillsynsbegäran.docx
@@ -514,7 +514,7 @@
     <w:r>
       <w:tab/>
       <w:tab/>
-      <w:t>2026-09-25</w:t>
+      <w:t>2026-09-26</w:t>
       <w:br/>
       <w:br/>
     </w:r>

--- a/tillsyn/A 28816-2023 tillsynsbegäran.docx
+++ b/tillsyn/A 28816-2023 tillsynsbegäran.docx
@@ -514,7 +514,7 @@
     <w:r>
       <w:tab/>
       <w:tab/>
-      <w:t>2026-09-26</w:t>
+      <w:t>2026-09-27</w:t>
       <w:br/>
       <w:br/>
     </w:r>

--- a/tillsyn/A 28816-2023 tillsynsbegäran.docx
+++ b/tillsyn/A 28816-2023 tillsynsbegäran.docx
@@ -514,7 +514,7 @@
     <w:r>
       <w:tab/>
       <w:tab/>
-      <w:t>2026-09-27</w:t>
+      <w:t>2026-09-28</w:t>
       <w:br/>
       <w:br/>
     </w:r>

--- a/tillsyn/A 28816-2023 tillsynsbegäran.docx
+++ b/tillsyn/A 28816-2023 tillsynsbegäran.docx
@@ -514,7 +514,7 @@
     <w:r>
       <w:tab/>
       <w:tab/>
-      <w:t>2026-09-28</w:t>
+      <w:t>2026-09-29</w:t>
       <w:br/>
       <w:br/>
     </w:r>

--- a/tillsyn/A 28816-2023 tillsynsbegäran.docx
+++ b/tillsyn/A 28816-2023 tillsynsbegäran.docx
@@ -514,7 +514,7 @@
     <w:r>
       <w:tab/>
       <w:tab/>
-      <w:t>2026-09-29</w:t>
+      <w:t>2026-09-30</w:t>
       <w:br/>
       <w:br/>
     </w:r>

--- a/tillsyn/A 28816-2023 tillsynsbegäran.docx
+++ b/tillsyn/A 28816-2023 tillsynsbegäran.docx
@@ -514,7 +514,7 @@
     <w:r>
       <w:tab/>
       <w:tab/>
-      <w:t>2026-09-30</w:t>
+      <w:t>2026-10-01</w:t>
       <w:br/>
       <w:br/>
     </w:r>

--- a/tillsyn/A 28816-2023 tillsynsbegäran.docx
+++ b/tillsyn/A 28816-2023 tillsynsbegäran.docx
@@ -514,7 +514,7 @@
     <w:r>
       <w:tab/>
       <w:tab/>
-      <w:t>2026-10-01</w:t>
+      <w:t>2026-10-02</w:t>
       <w:br/>
       <w:br/>
     </w:r>

--- a/tillsyn/A 28816-2023 tillsynsbegäran.docx
+++ b/tillsyn/A 28816-2023 tillsynsbegäran.docx
@@ -514,7 +514,7 @@
     <w:r>
       <w:tab/>
       <w:tab/>
-      <w:t>2026-10-02</w:t>
+      <w:t>2026-10-03</w:t>
       <w:br/>
       <w:br/>
     </w:r>

--- a/tillsyn/A 28816-2023 tillsynsbegäran.docx
+++ b/tillsyn/A 28816-2023 tillsynsbegäran.docx
@@ -514,7 +514,7 @@
     <w:r>
       <w:tab/>
       <w:tab/>
-      <w:t>2026-10-03</w:t>
+      <w:t>2026-10-04</w:t>
       <w:br/>
       <w:br/>
     </w:r>

--- a/tillsyn/A 28816-2023 tillsynsbegäran.docx
+++ b/tillsyn/A 28816-2023 tillsynsbegäran.docx
@@ -514,7 +514,7 @@
     <w:r>
       <w:tab/>
       <w:tab/>
-      <w:t>2026-10-04</w:t>
+      <w:t>2026-10-05</w:t>
       <w:br/>
       <w:br/>
     </w:r>

--- a/tillsyn/A 28816-2023 tillsynsbegäran.docx
+++ b/tillsyn/A 28816-2023 tillsynsbegäran.docx
@@ -514,7 +514,7 @@
     <w:r>
       <w:tab/>
       <w:tab/>
-      <w:t>2026-10-05</w:t>
+      <w:t>2026-10-06</w:t>
       <w:br/>
       <w:br/>
     </w:r>

--- a/tillsyn/A 28816-2023 tillsynsbegäran.docx
+++ b/tillsyn/A 28816-2023 tillsynsbegäran.docx
@@ -514,7 +514,7 @@
     <w:r>
       <w:tab/>
       <w:tab/>
-      <w:t>2026-10-06</w:t>
+      <w:t>2026-10-07</w:t>
       <w:br/>
       <w:br/>
     </w:r>

--- a/tillsyn/A 28816-2023 tillsynsbegäran.docx
+++ b/tillsyn/A 28816-2023 tillsynsbegäran.docx
@@ -514,7 +514,7 @@
     <w:r>
       <w:tab/>
       <w:tab/>
-      <w:t>2026-10-07</w:t>
+      <w:t>2026-10-08</w:t>
       <w:br/>
       <w:br/>
     </w:r>

--- a/tillsyn/A 28816-2023 tillsynsbegäran.docx
+++ b/tillsyn/A 28816-2023 tillsynsbegäran.docx
@@ -514,7 +514,7 @@
     <w:r>
       <w:tab/>
       <w:tab/>
-      <w:t>2026-10-08</w:t>
+      <w:t>2026-10-09</w:t>
       <w:br/>
       <w:br/>
     </w:r>

--- a/tillsyn/A 28816-2023 tillsynsbegäran.docx
+++ b/tillsyn/A 28816-2023 tillsynsbegäran.docx
@@ -22,7 +22,7 @@
       <w:r>
         <w:drawing>
           <wp:inline xmlns:a="http://schemas.openxmlformats.org/drawingml/2006/main" xmlns:pic="http://schemas.openxmlformats.org/drawingml/2006/picture">
-            <wp:extent cx="5486400" cy="5212349"/>
+            <wp:extent cx="5486400" cy="4851238"/>
             <wp:docPr id="1" name="Picture 1"/>
             <wp:cNvGraphicFramePr>
               <a:graphicFrameLocks noChangeAspect="1"/>
@@ -43,7 +43,7 @@
                   <pic:spPr>
                     <a:xfrm>
                       <a:off x="0" y="0"/>
-                      <a:ext cx="5486400" cy="5212349"/>
+                      <a:ext cx="5486400" cy="4851238"/>
                     </a:xfrm>
                     <a:prstGeom prst="rect"/>
                   </pic:spPr>
@@ -65,7 +65,7 @@
     </w:p>
     <w:p>
       <w:r>
-        <w:t>I och inom 25 meter från avverkningsanmälan finns fynd av 5 naturvårdsarter, varav 2 är rödlistade, 5 är fridlysta och 2 är typiska (T): gulsparv (NT, §4), talltita (NT, §4), spillkråka (T, §4), tofsmes (T, §4) och kungsfågel (§4). Se Figur 1.</w:t>
+        <w:t>I och inom 25 meter från avverkningsanmälan finns fynd av 8 naturvårdsarter, varav 3 är rödlistade, 8 är fridlysta och 2 är typiska (T): gulsparv (NT, §4), nordfladdermus (NT, §4a), talltita (NT, §4), spillkråka (T, §4), tofsmes (T, §4), dvärgpipistrell (§4a), kungsfågel (§4) och större brunfladdermus (§4a). Se Figur 1.</w:t>
       </w:r>
     </w:p>
     <w:p>
@@ -97,6 +97,17 @@
     <w:p>
       <w:r>
         <w:t>Nedan följer beskrivningar av de naturvårdsarter och fridlysta arter som har sina livsmiljöer och växtplatser i den avverkningsanmälda skogen. Se även ytterligare artfakta i BILAGA 1. De påträffade naturvårdsarterna är ett tydligt kvitto på att det rör sig om en skog med höga naturvärden.</w:t>
+      </w:r>
+    </w:p>
+    <w:p>
+      <w:r>
+        <w:rPr>
+          <w:b/>
+        </w:rPr>
+        <w:t>Nordfladdermus (NT, §4a)</w:t>
+      </w:r>
+      <w:r>
+        <w:t xml:space="preserve"> omfattas av bilaga 4 EU:s art- och habitatdirektiv vilket innebär ett strikt skydd där arten och dess livsmiljöer ska bevaras. Nordfladdermus föredrar variationsrik skog med förekomst av sjöar, vattendrag och våtmarker och hittas framförallt i halvöppna miljöer som trädbärande beteshagar och i kantzoner mellan skog och odlingsmark. Den undviker stora öppna områden som stora hyggen och större sammanhängande planteringar vilket minskar längden bryn och landskapets heterogenitet och därmed födotillgången och mängden lämpliga jaktplatser. Skogsbruksåtgärder som leder till minskad förekomst av äldre, gles skog och då särskilt tillgång på hålträd och träd med löst sittande bark kan leda till brist på koloniplatser och viloplatser. Nordfladdermus har minskat med 27,5 (5–50) % under de senaste 21 åren och minskningstakten för den svenska populationen bedöms vara nära gränsvärdet för Sårbar (VU). (A2bc) (SLU Artdatabanken, 2024; Skogsstyrelsen, 2016).</w:t>
       </w:r>
     </w:p>
     <w:p>
@@ -160,6 +171,28 @@
       </w:r>
     </w:p>
     <w:p>
+      <w:r>
+        <w:rPr>
+          <w:b/>
+        </w:rPr>
+        <w:t>Dvärgpipistrell (§4a)</w:t>
+      </w:r>
+      <w:r>
+        <w:t xml:space="preserve"> omfattas av bilaga 4 EU:s art- och habitatdirektiv vilket innebär ett strikt skydd där arten och dess livsmiljöer ska bevaras. Arten förekommer i alla typer av glesare skogar men föredrar framförallt lövskog. Den födosöker inne bland träden och man hittar den i trädbärande beteshagar, i kantzoner mellan skog och odlingsmark, i närheten av vatten och i bymiljöer. Den undviker stora sammanhängande öppna miljöer såsom åkrar och hyggen. Skogsbruksåtgärder som leder till minskad förekomst av äldre, gles skog och då särskilt tillgång på hålträd och träd med löst sittande bark kan leda till brist på koloniplatser och viloplatser (SLU Artdatabanken, 2024; Skogsstyrelsen, 2016).</w:t>
+      </w:r>
+    </w:p>
+    <w:p>
+      <w:r>
+        <w:rPr>
+          <w:b/>
+        </w:rPr>
+        <w:t>Större brunfladdermus (§4a)</w:t>
+      </w:r>
+      <w:r>
+        <w:t xml:space="preserve"> omfattas av bilaga 4 EU:s art- och habitatdirektiv vilket innebär ett strikt skydd där arten och dess livsmiljöer ska bevaras. Den lever huvudsakligen i större skogsområden med gamla lövträdsbestånd, där den jagar i alla typer av öppna och halvöppna miljöer, ofta över stora sjöar och vattendrag, strandängar, betes- och slåttermarker. Under året utnyttjar fladdermössen många olika miljöer och ett effektivt bevarandearbete måste därför utgå från ett landskapsekologiskt perspektiv. Den viktigaste faktorn för om fladdermössen ska kunna leva i ett område är tillgången på föda i form av nattaktiva insekter. Ett bra hemområde måste erbjuda god födotillgång under hela aktivitetsperioden. Åtgärder som bevarar och gynnar en hög insektsproduktion är därför centrala. I ett varierat landskap med hög andel äldre lövträd, småvatten, sumpskogar, öppna våtmarker, ängar och betesmarker avlöser olika insektsgrupper varandra vilket gör att det hela tiden finns tillräckligt med föda. Gamla träd med grov bark, skador, håligheter eller döda delar bör lämnas och yngre träd (efterträdare) tillåtas finnas kvar och åldras för att säkra framtida förekomst av lämpliga yngelmiljöer. Övervintringsplatser måste skyddas effektivt från störningar (SLU Artdatabanken, 2024).</w:t>
+      </w:r>
+    </w:p>
+    <w:p>
       <w:pPr>
         <w:pStyle w:val="Heading1"/>
       </w:pPr>
@@ -192,6 +225,65 @@
       </w:pPr>
       <w:r>
         <w:t>BILAGA 1 – Fridlysta arter</w:t>
+      </w:r>
+    </w:p>
+    <w:p>
+      <w:pPr>
+        <w:pStyle w:val="Heading1"/>
+      </w:pPr>
+      <w:r>
+        <w:t>Nordfladdermus – ekologi samt krav på livsmiljön</w:t>
+      </w:r>
+    </w:p>
+    <w:p>
+      <w:r>
+        <w:t>Nordfladdermus (NT, §4a) omfattas av bilaga 4 EU:s art- och habitatdirektiv vilket innebär ett strikt skydd för arten och dess livsmiljöer. Arten har minskat med 27,5 (5–50) % under de senaste 21 åren och minskningstakten för den svenska populationen bedöms vara nära gränsvärdet för Sårbar (VU). (A2bc) (SLU Artdatabanken, 2024).</w:t>
+      </w:r>
+    </w:p>
+    <w:p>
+      <w:r>
+        <w:t>Nordfladdermus föredrar variationsrik skog med förekomst av sjöar, vattendrag och våtmarker och hittas framförallt i halvöppna miljöer som trädbärande beteshagar och i kantzoner mellan skog och odlingsmark. Den undviker stora öppna områden som stora hyggen och större sammanhängande planteringar vilket minskar längden bryn och landskapets heterogenitet och därmed födotillgången och mängden lämpliga jaktplatser. Skogsbruksåtgärder som leder till minskad förekomst av äldre, gles skog och då särskilt tillgång på hålträd och träd med löst sittande bark kan leda till brist på koloniplatser och viloplatser (SLU Artdatabanken, 2024; Skogsstyrelsen, 2016).</w:t>
+      </w:r>
+    </w:p>
+    <w:p>
+      <w:r>
+        <w:t>Fladdermöss är beroende av hänsyn på landskapsnivå och det är viktigt att alla typer av vatten och våtmarker samt fuktiga skogspartier återställs och bevaras. Sväm- och sumpskog ska alltid sparas, och äldre lövmiljöer bör alltid sparas för födosök, koloniplatser och viloplatser. Utöver kantzoner mot vatten och våtmarker bör tillräckligt breda skyddszoner av uppväxt skog sparas för att skapa och bevara vindskyddade födosöksmiljöer. Genom att binda samman befintliga skogsbestånd med korridorer av uppvuxen skog skapas ett fladdermusvänligt landskap (SLU Artdatabanken, 2024; Skogsstyrelsen, 2016).</w:t>
+      </w:r>
+    </w:p>
+    <w:p>
+      <w:pPr>
+        <w:pStyle w:val="Heading2"/>
+      </w:pPr>
+      <w:r>
+        <w:t>Referenser – nordfladdermus</w:t>
+      </w:r>
+    </w:p>
+    <w:p>
+      <w:r>
+        <w:t xml:space="preserve">Skogsstyrelsen, 2016. </w:t>
+      </w:r>
+      <w:r>
+        <w:rPr>
+          <w:i/>
+        </w:rPr>
+        <w:t xml:space="preserve">Vägledning för hänsyn till nordfladdermus. </w:t>
+      </w:r>
+      <w:r>
+        <w:t>Vägledningar och kunskapsstöd artskydd - Skogsstyrelsen</w:t>
+      </w:r>
+    </w:p>
+    <w:p>
+      <w:r>
+        <w:t>SLU Artdatabanken, 2024.</w:t>
+      </w:r>
+      <w:r>
+        <w:rPr>
+          <w:i/>
+        </w:rPr>
+        <w:t xml:space="preserve">  Artfakta: nordfladdermus (Eptesicus nilssonii). </w:t>
+      </w:r>
+      <w:r>
+        <w:t>https://artfakta.se/taxa/205998</w:t>
       </w:r>
     </w:p>
     <w:p>
@@ -386,6 +478,60 @@
         <w:t>SLU Artdatabanken, Uppsala.</w:t>
       </w:r>
     </w:p>
+    <w:p>
+      <w:pPr>
+        <w:pStyle w:val="Heading1"/>
+      </w:pPr>
+      <w:r>
+        <w:t>Dvärgpipistrell – ekologi samt krav på livsmiljön</w:t>
+      </w:r>
+    </w:p>
+    <w:p>
+      <w:r>
+        <w:t>Dvärgpipistrell (§4a) omfattas av bilaga 4 EU:s art- och habitatdirektiv vilket innebär ett strikt skydd för arten och dess livsmiljöer. Arten förekommer i alla typer av glesare skogar men föredrar framförallt lövskog. Den födosöker inne bland träden och man hittar den i trädbärande beteshagar, i kantzoner mellan skog och odlingsmark, i närheten av vatten och i bymiljöer. Den undviker stora sammanhängande öppna miljöer såsom åkrar och hyggen. Skogsbruksåtgärder som leder till minskad förekomst av äldre, gles skog och då särskilt tillgång på hålträd och träd med löst sittande bark kan leda till brist på koloniplatser och viloplatser (SLU Artdatabanken, 2024; Skogsstyrelsen, 2016).</w:t>
+      </w:r>
+    </w:p>
+    <w:p>
+      <w:r>
+        <w:t>Fladdermöss är beroende av hänsyn på landskapsnivå och det är viktigt att alla typer av vatten och våtmarker samt fuktiga skogspartier återställs och bevaras. Sväm- och sumpskog ska alltid sparas, och äldre lövmiljöer bör alltid sparas för födosök, koloniplatser och viloplatser. Utöver kantzoner mot vatten och våtmarker bör tillräckligt breda skyddszoner av uppväxt skog sparas för att skapa och bevara vindskyddade födosöksmiljöer. Genom att binda samman befintliga skogsbestånd med korridorer av uppvuxen skog skapas ett fladdermusvänligt landskap (SLU Artdatabanken, 2024; Skogsstyrelsen, 2016).</w:t>
+      </w:r>
+    </w:p>
+    <w:p>
+      <w:pPr>
+        <w:pStyle w:val="Heading2"/>
+      </w:pPr>
+      <w:r>
+        <w:t>Referenser – dvärgpipistrell</w:t>
+      </w:r>
+    </w:p>
+    <w:p>
+      <w:r>
+        <w:t xml:space="preserve">Skogsstyrelsen, 2016. </w:t>
+      </w:r>
+      <w:r>
+        <w:rPr>
+          <w:i/>
+        </w:rPr>
+        <w:t xml:space="preserve">Vägledning för hänsyn till pipistrell. </w:t>
+      </w:r>
+      <w:r>
+        <w:t>Vägledningar och kunskapsstöd artskydd - Skogsstyrelsen</w:t>
+      </w:r>
+    </w:p>
+    <w:p>
+      <w:r>
+        <w:t>SLU Artdatabanken, 2024.</w:t>
+      </w:r>
+      <w:r>
+        <w:rPr>
+          <w:i/>
+        </w:rPr>
+        <w:t xml:space="preserve">  Artfakta: dvärgpipistrell (Pipistrellus pygmaeus). </w:t>
+      </w:r>
+      <w:r>
+        <w:t>https://artfakta.se/taxa/205995</w:t>
+      </w:r>
+    </w:p>
     <w:sectPr>
       <w:headerReference w:type="even" r:id="rId8"/>
       <w:headerReference w:type="default" r:id="rId9"/>
@@ -514,7 +660,7 @@
     <w:r>
       <w:tab/>
       <w:tab/>
-      <w:t>2026-10-09</w:t>
+      <w:t>2026-10-10</w:t>
       <w:br/>
       <w:br/>
     </w:r>

--- a/tillsyn/A 28816-2023 tillsynsbegäran.docx
+++ b/tillsyn/A 28816-2023 tillsynsbegäran.docx
@@ -660,7 +660,7 @@
     <w:r>
       <w:tab/>
       <w:tab/>
-      <w:t>2026-10-10</w:t>
+      <w:t>2026-10-11</w:t>
       <w:br/>
       <w:br/>
     </w:r>

--- a/tillsyn/A 28816-2023 tillsynsbegäran.docx
+++ b/tillsyn/A 28816-2023 tillsynsbegäran.docx
@@ -660,7 +660,7 @@
     <w:r>
       <w:tab/>
       <w:tab/>
-      <w:t>2026-10-11</w:t>
+      <w:t>2026-10-12</w:t>
       <w:br/>
       <w:br/>
     </w:r>

--- a/tillsyn/A 28816-2023 tillsynsbegäran.docx
+++ b/tillsyn/A 28816-2023 tillsynsbegäran.docx
@@ -660,7 +660,7 @@
     <w:r>
       <w:tab/>
       <w:tab/>
-      <w:t>2026-10-12</w:t>
+      <w:t>2026-10-13</w:t>
       <w:br/>
       <w:br/>
     </w:r>

--- a/tillsyn/A 28816-2023 tillsynsbegäran.docx
+++ b/tillsyn/A 28816-2023 tillsynsbegäran.docx
@@ -660,7 +660,7 @@
     <w:r>
       <w:tab/>
       <w:tab/>
-      <w:t>2026-10-13</w:t>
+      <w:t>2026-10-14</w:t>
       <w:br/>
       <w:br/>
     </w:r>

--- a/tillsyn/A 28816-2023 tillsynsbegäran.docx
+++ b/tillsyn/A 28816-2023 tillsynsbegäran.docx
@@ -660,7 +660,7 @@
     <w:r>
       <w:tab/>
       <w:tab/>
-      <w:t>2026-10-14</w:t>
+      <w:t>2026-10-15</w:t>
       <w:br/>
       <w:br/>
     </w:r>

--- a/tillsyn/A 28816-2023 tillsynsbegäran.docx
+++ b/tillsyn/A 28816-2023 tillsynsbegäran.docx
@@ -660,7 +660,7 @@
     <w:r>
       <w:tab/>
       <w:tab/>
-      <w:t>2026-10-15</w:t>
+      <w:t>2026-10-16</w:t>
       <w:br/>
       <w:br/>
     </w:r>

--- a/tillsyn/A 28816-2023 tillsynsbegäran.docx
+++ b/tillsyn/A 28816-2023 tillsynsbegäran.docx
@@ -660,7 +660,7 @@
     <w:r>
       <w:tab/>
       <w:tab/>
-      <w:t>2026-10-16</w:t>
+      <w:t>2026-10-17</w:t>
       <w:br/>
       <w:br/>
     </w:r>

--- a/tillsyn/A 28816-2023 tillsynsbegäran.docx
+++ b/tillsyn/A 28816-2023 tillsynsbegäran.docx
@@ -660,7 +660,7 @@
     <w:r>
       <w:tab/>
       <w:tab/>
-      <w:t>2026-10-17</w:t>
+      <w:t>2026-10-18</w:t>
       <w:br/>
       <w:br/>
     </w:r>

--- a/tillsyn/A 28816-2023 tillsynsbegäran.docx
+++ b/tillsyn/A 28816-2023 tillsynsbegäran.docx
@@ -660,7 +660,7 @@
     <w:r>
       <w:tab/>
       <w:tab/>
-      <w:t>2026-10-18</w:t>
+      <w:t>2026-10-19</w:t>
       <w:br/>
       <w:br/>
     </w:r>

--- a/tillsyn/A 28816-2023 tillsynsbegäran.docx
+++ b/tillsyn/A 28816-2023 tillsynsbegäran.docx
@@ -660,7 +660,7 @@
     <w:r>
       <w:tab/>
       <w:tab/>
-      <w:t>2026-10-19</w:t>
+      <w:t>2026-10-20</w:t>
       <w:br/>
       <w:br/>
     </w:r>

--- a/tillsyn/A 28816-2023 tillsynsbegäran.docx
+++ b/tillsyn/A 28816-2023 tillsynsbegäran.docx
@@ -660,7 +660,7 @@
     <w:r>
       <w:tab/>
       <w:tab/>
-      <w:t>2026-10-20</w:t>
+      <w:t>2026-10-21</w:t>
       <w:br/>
       <w:br/>
     </w:r>

--- a/tillsyn/A 28816-2023 tillsynsbegäran.docx
+++ b/tillsyn/A 28816-2023 tillsynsbegäran.docx
@@ -660,7 +660,7 @@
     <w:r>
       <w:tab/>
       <w:tab/>
-      <w:t>2026-10-21</w:t>
+      <w:t>2026-10-22</w:t>
       <w:br/>
       <w:br/>
     </w:r>

--- a/tillsyn/A 28816-2023 tillsynsbegäran.docx
+++ b/tillsyn/A 28816-2023 tillsynsbegäran.docx
@@ -660,7 +660,7 @@
     <w:r>
       <w:tab/>
       <w:tab/>
-      <w:t>2026-10-22</w:t>
+      <w:t>2026-10-23</w:t>
       <w:br/>
       <w:br/>
     </w:r>

--- a/tillsyn/A 28816-2023 tillsynsbegäran.docx
+++ b/tillsyn/A 28816-2023 tillsynsbegäran.docx
@@ -660,7 +660,7 @@
     <w:r>
       <w:tab/>
       <w:tab/>
-      <w:t>2026-10-23</w:t>
+      <w:t>2026-10-24</w:t>
       <w:br/>
       <w:br/>
     </w:r>

--- a/tillsyn/A 28816-2023 tillsynsbegäran.docx
+++ b/tillsyn/A 28816-2023 tillsynsbegäran.docx
@@ -660,7 +660,7 @@
     <w:r>
       <w:tab/>
       <w:tab/>
-      <w:t>2026-10-24</w:t>
+      <w:t>2026-10-25</w:t>
       <w:br/>
       <w:br/>
     </w:r>

--- a/tillsyn/A 28816-2023 tillsynsbegäran.docx
+++ b/tillsyn/A 28816-2023 tillsynsbegäran.docx
@@ -660,7 +660,7 @@
     <w:r>
       <w:tab/>
       <w:tab/>
-      <w:t>2026-10-25</w:t>
+      <w:t>2026-10-26</w:t>
       <w:br/>
       <w:br/>
     </w:r>

--- a/tillsyn/A 28816-2023 tillsynsbegäran.docx
+++ b/tillsyn/A 28816-2023 tillsynsbegäran.docx
@@ -660,7 +660,7 @@
     <w:r>
       <w:tab/>
       <w:tab/>
-      <w:t>2026-10-26</w:t>
+      <w:t>2026-10-27</w:t>
       <w:br/>
       <w:br/>
     </w:r>

--- a/tillsyn/A 28816-2023 tillsynsbegäran.docx
+++ b/tillsyn/A 28816-2023 tillsynsbegäran.docx
@@ -660,7 +660,7 @@
     <w:r>
       <w:tab/>
       <w:tab/>
-      <w:t>2026-10-27</w:t>
+      <w:t>2026-10-28</w:t>
       <w:br/>
       <w:br/>
     </w:r>

--- a/tillsyn/A 28816-2023 tillsynsbegäran.docx
+++ b/tillsyn/A 28816-2023 tillsynsbegäran.docx
@@ -660,7 +660,7 @@
     <w:r>
       <w:tab/>
       <w:tab/>
-      <w:t>2026-10-28</w:t>
+      <w:t>2026-10-29</w:t>
       <w:br/>
       <w:br/>
     </w:r>

--- a/tillsyn/A 28816-2023 tillsynsbegäran.docx
+++ b/tillsyn/A 28816-2023 tillsynsbegäran.docx
@@ -660,7 +660,7 @@
     <w:r>
       <w:tab/>
       <w:tab/>
-      <w:t>2026-10-29</w:t>
+      <w:t>2026-10-31</w:t>
       <w:br/>
       <w:br/>
     </w:r>
